--- a/Stage_1/Stage1_Report_RofiatMuhammad_Python_Movie_Project.docx
+++ b/Stage_1/Stage1_Report_RofiatMuhammad_Python_Movie_Project.docx
@@ -50,90 +50,7 @@
           <w:sz w:val="28"/>
           <w:szCs w:val="28"/>
         </w:rPr>
-        <w:t>Title</w:t>
-      </w:r>
-      <w:r>
-        <w:rPr>
-          <w:b/>
-          <w:bCs/>
-          <w:sz w:val="28"/>
-          <w:szCs w:val="28"/>
-        </w:rPr>
-        <w:t xml:space="preserve">: </w:t>
-      </w:r>
-      <w:proofErr w:type="spellStart"/>
-      <w:r>
-        <w:rPr>
-          <w:b/>
-          <w:bCs/>
-          <w:sz w:val="28"/>
-          <w:szCs w:val="28"/>
-        </w:rPr>
-        <w:t>Stage_</w:t>
-      </w:r>
-      <w:r>
-        <w:rPr>
-          <w:b/>
-          <w:bCs/>
-          <w:sz w:val="28"/>
-          <w:szCs w:val="28"/>
-        </w:rPr>
-        <w:t>One</w:t>
-      </w:r>
-      <w:proofErr w:type="spellEnd"/>
-      <w:r>
-        <w:rPr>
-          <w:b/>
-          <w:bCs/>
-          <w:sz w:val="28"/>
-          <w:szCs w:val="28"/>
-        </w:rPr>
-        <w:t xml:space="preserve"> </w:t>
-      </w:r>
-      <w:r>
-        <w:rPr>
-          <w:b/>
-          <w:bCs/>
-          <w:sz w:val="28"/>
-          <w:szCs w:val="28"/>
-        </w:rPr>
-        <w:t>(Movie</w:t>
-      </w:r>
-      <w:r>
-        <w:rPr>
-          <w:b/>
-          <w:bCs/>
-          <w:sz w:val="28"/>
-          <w:szCs w:val="28"/>
-        </w:rPr>
-        <w:t xml:space="preserve"> Analysis </w:t>
-      </w:r>
-      <w:r>
-        <w:rPr>
-          <w:b/>
-          <w:bCs/>
-          <w:sz w:val="28"/>
-          <w:szCs w:val="28"/>
-        </w:rPr>
-        <w:t xml:space="preserve">Python </w:t>
-      </w:r>
-      <w:r>
-        <w:rPr>
-          <w:b/>
-          <w:bCs/>
-          <w:sz w:val="28"/>
-          <w:szCs w:val="28"/>
-        </w:rPr>
-        <w:t>Project</w:t>
-      </w:r>
-      <w:r>
-        <w:rPr>
-          <w:b/>
-          <w:bCs/>
-          <w:sz w:val="28"/>
-          <w:szCs w:val="28"/>
-        </w:rPr>
-        <w:t>).</w:t>
+        <w:t>Movie Analysis Python Project.</w:t>
       </w:r>
     </w:p>
     <w:p>
@@ -233,57 +150,16 @@
         <w:jc w:val="both"/>
       </w:pPr>
       <w:r>
-        <w:t>The dataset used for this analysis was obtained from the</w:t>
-      </w:r>
-      <w:r>
-        <w:t xml:space="preserve"> </w:t>
-      </w:r>
-      <w:r>
-        <w:t>dataset</w:t>
-      </w:r>
-      <w:r>
-        <w:t xml:space="preserve"> provided (</w:t>
-      </w:r>
-      <w:proofErr w:type="spellStart"/>
-      <w:r>
-        <w:t>MovieLens</w:t>
-      </w:r>
-      <w:proofErr w:type="spellEnd"/>
-      <w:r>
-        <w:t xml:space="preserve"> Dataset). </w:t>
-      </w:r>
-      <w:r>
-        <w:t xml:space="preserve">It contains information about movies, users, </w:t>
-      </w:r>
-      <w:r>
-        <w:t xml:space="preserve">tags, </w:t>
-      </w:r>
-      <w:r>
-        <w:t>and their ratings, including movie titles, genres, release years, and user IDs.</w:t>
-      </w:r>
-    </w:p>
-    <w:p>
-      <w:pPr>
-        <w:spacing w:line="240" w:lineRule="auto"/>
-        <w:jc w:val="both"/>
-      </w:pPr>
-      <w:r>
-        <w:t>Th</w:t>
-      </w:r>
-      <w:r>
-        <w:t>is</w:t>
-      </w:r>
-      <w:r>
-        <w:t xml:space="preserve"> analysis is </w:t>
-      </w:r>
-      <w:r>
-        <w:t xml:space="preserve">carried out </w:t>
-      </w:r>
-      <w:r>
-        <w:t>to explore patterns and trends in movie ratings and understand how factors like genre, year, and user activity influence ratings</w:t>
-      </w:r>
-      <w:r>
-        <w:t xml:space="preserve"> or movie recommendations.</w:t>
+        <w:t>The dataset used for this analysis was obtained from the dataset provided (MovieLens Dataset). It contains information about movies, users, tags, and their ratings, including movie titles, genres, release years, and user IDs.</w:t>
+      </w:r>
+    </w:p>
+    <w:p>
+      <w:pPr>
+        <w:spacing w:line="240" w:lineRule="auto"/>
+        <w:jc w:val="both"/>
+      </w:pPr>
+      <w:r>
+        <w:t>This analysis is carried out to explore patterns and trends in movie ratings and understand how factors like genre, year, and user activity influence ratings or movie recommendations.</w:t>
       </w:r>
     </w:p>
     <w:p>
@@ -657,16 +533,7 @@
           <w:i/>
           <w:iCs/>
         </w:rPr>
-        <w:t>Description:</w:t>
-      </w:r>
-      <w:r>
-        <w:rPr>
-          <w:b/>
-          <w:bCs/>
-          <w:i/>
-          <w:iCs/>
-        </w:rPr>
-        <w:t xml:space="preserve"> </w:t>
+        <w:t xml:space="preserve">Description: </w:t>
       </w:r>
       <w:r>
         <w:rPr>
@@ -703,16 +570,7 @@
           <w:i/>
           <w:iCs/>
         </w:rPr>
-        <w:t>:</w:t>
-      </w:r>
-      <w:r>
-        <w:rPr>
-          <w:b/>
-          <w:bCs/>
-          <w:i/>
-          <w:iCs/>
-        </w:rPr>
-        <w:t xml:space="preserve"> </w:t>
+        <w:t xml:space="preserve">: </w:t>
       </w:r>
       <w:r>
         <w:rPr>
@@ -880,16 +738,7 @@
           <w:i/>
           <w:iCs/>
         </w:rPr>
-        <w:t>Importance:</w:t>
-      </w:r>
-      <w:r>
-        <w:rPr>
-          <w:b/>
-          <w:bCs/>
-          <w:i/>
-          <w:iCs/>
-        </w:rPr>
-        <w:t xml:space="preserve"> </w:t>
+        <w:t xml:space="preserve">Importance: </w:t>
       </w:r>
       <w:r>
         <w:rPr>
@@ -1152,6 +1001,7 @@
         <w:rPr>
           <w:b/>
           <w:bCs/>
+          <w:noProof/>
         </w:rPr>
         <w:drawing>
           <wp:inline distT="0" distB="0" distL="0" distR="0" wp14:anchorId="1199C58C" wp14:editId="554248F9">
@@ -1217,14 +1067,7 @@
           <w:b/>
           <w:bCs/>
         </w:rPr>
-        <w:t>In</w:t>
-      </w:r>
-      <w:r>
-        <w:rPr>
-          <w:b/>
-          <w:bCs/>
-        </w:rPr>
-        <w:t xml:space="preserve">sight: </w:t>
+        <w:t xml:space="preserve">Insight: </w:t>
       </w:r>
       <w:r>
         <w:t>Most users tend to rate movies between 3.0 and 4.0, showing a bias toward positive ratings.</w:t>
@@ -1243,6 +1086,7 @@
         <w:rPr>
           <w:b/>
           <w:bCs/>
+          <w:noProof/>
         </w:rPr>
         <w:drawing>
           <wp:inline distT="0" distB="0" distL="0" distR="0" wp14:anchorId="50871C93" wp14:editId="215ACDFB">
@@ -1295,21 +1139,7 @@
           <w:i/>
           <w:iCs/>
         </w:rPr>
-        <w:t xml:space="preserve">Fig </w:t>
-      </w:r>
-      <w:r>
-        <w:rPr>
-          <w:i/>
-          <w:iCs/>
-        </w:rPr>
-        <w:t>2</w:t>
-      </w:r>
-      <w:r>
-        <w:rPr>
-          <w:i/>
-          <w:iCs/>
-        </w:rPr>
-        <w:t xml:space="preserve">: </w:t>
+        <w:t xml:space="preserve">Fig 2: </w:t>
       </w:r>
       <w:bookmarkStart w:id="0" w:name="_Hlk211988790"/>
       <w:r>
@@ -1317,21 +1147,7 @@
           <w:i/>
           <w:iCs/>
         </w:rPr>
-        <w:t>Average</w:t>
-      </w:r>
-      <w:r>
-        <w:rPr>
-          <w:i/>
-          <w:iCs/>
-        </w:rPr>
-        <w:t xml:space="preserve"> Ratings </w:t>
-      </w:r>
-      <w:r>
-        <w:rPr>
-          <w:i/>
-          <w:iCs/>
-        </w:rPr>
-        <w:t>per year</w:t>
+        <w:t>Average Ratings per year</w:t>
       </w:r>
       <w:bookmarkEnd w:id="0"/>
       <w:r>
@@ -1407,6 +1223,7 @@
         <w:rPr>
           <w:b/>
           <w:bCs/>
+          <w:noProof/>
         </w:rPr>
         <w:lastRenderedPageBreak/>
         <w:drawing>
@@ -1460,21 +1277,7 @@
           <w:i/>
           <w:iCs/>
         </w:rPr>
-        <w:t xml:space="preserve">Fig </w:t>
-      </w:r>
-      <w:r>
-        <w:rPr>
-          <w:i/>
-          <w:iCs/>
-        </w:rPr>
-        <w:t>3</w:t>
-      </w:r>
-      <w:r>
-        <w:rPr>
-          <w:i/>
-          <w:iCs/>
-        </w:rPr>
-        <w:t xml:space="preserve">: Average Ratings </w:t>
+        <w:t xml:space="preserve">Fig 3: Average Ratings </w:t>
       </w:r>
       <w:r>
         <w:rPr>
@@ -1567,6 +1370,7 @@
         <w:rPr>
           <w:b/>
           <w:bCs/>
+          <w:noProof/>
         </w:rPr>
         <w:drawing>
           <wp:inline distT="0" distB="0" distL="0" distR="0" wp14:anchorId="1C842BAD" wp14:editId="51A48E4F">
@@ -1619,35 +1423,14 @@
           <w:i/>
           <w:iCs/>
         </w:rPr>
-        <w:t xml:space="preserve">Fig </w:t>
-      </w:r>
-      <w:r>
-        <w:rPr>
-          <w:i/>
-          <w:iCs/>
-        </w:rPr>
-        <w:t>4</w:t>
-      </w:r>
-      <w:r>
-        <w:rPr>
-          <w:i/>
-          <w:iCs/>
-        </w:rPr>
-        <w:t xml:space="preserve">: </w:t>
-      </w:r>
-      <w:r>
-        <w:rPr>
-          <w:i/>
-          <w:iCs/>
-        </w:rPr>
-        <w:t>Distribution of User Rating Frequency</w:t>
-      </w:r>
-      <w:r>
-        <w:rPr>
-          <w:i/>
-          <w:iCs/>
-        </w:rPr>
-        <w:t>.</w:t>
+        <w:t xml:space="preserve">Fig 4: </w:t>
+      </w:r>
+      <w:r>
+        <w:rPr>
+          <w:i/>
+          <w:iCs/>
+        </w:rPr>
+        <w:t>Distribution of User Rating Frequency.</w:t>
       </w:r>
     </w:p>
     <w:p>
@@ -1705,6 +1488,7 @@
         <w:rPr>
           <w:b/>
           <w:bCs/>
+          <w:noProof/>
         </w:rPr>
         <w:lastRenderedPageBreak/>
         <w:drawing>
@@ -1758,28 +1542,7 @@
           <w:i/>
           <w:iCs/>
         </w:rPr>
-        <w:t xml:space="preserve">Fig </w:t>
-      </w:r>
-      <w:r>
-        <w:rPr>
-          <w:i/>
-          <w:iCs/>
-        </w:rPr>
-        <w:t>5</w:t>
-      </w:r>
-      <w:r>
-        <w:rPr>
-          <w:i/>
-          <w:iCs/>
-        </w:rPr>
-        <w:t xml:space="preserve">: </w:t>
-      </w:r>
-      <w:r>
-        <w:rPr>
-          <w:i/>
-          <w:iCs/>
-        </w:rPr>
-        <w:t xml:space="preserve">Top 10 Most </w:t>
+        <w:t xml:space="preserve">Fig 5: Top 10 Most </w:t>
       </w:r>
       <w:r>
         <w:rPr>
@@ -1844,6 +1607,7 @@
         <w:rPr>
           <w:b/>
           <w:bCs/>
+          <w:noProof/>
         </w:rPr>
         <w:drawing>
           <wp:inline distT="0" distB="0" distL="0" distR="0" wp14:anchorId="7C6D9390" wp14:editId="2A61EA53">
@@ -1896,28 +1660,7 @@
           <w:i/>
           <w:iCs/>
         </w:rPr>
-        <w:t>Fig</w:t>
-      </w:r>
-      <w:r>
-        <w:rPr>
-          <w:i/>
-          <w:iCs/>
-        </w:rPr>
-        <w:t xml:space="preserve"> 6</w:t>
-      </w:r>
-      <w:r>
-        <w:rPr>
-          <w:i/>
-          <w:iCs/>
-        </w:rPr>
-        <w:t xml:space="preserve">: Top 10 </w:t>
-      </w:r>
-      <w:r>
-        <w:rPr>
-          <w:i/>
-          <w:iCs/>
-        </w:rPr>
-        <w:t xml:space="preserve">Average Ratings </w:t>
+        <w:t xml:space="preserve">Fig 6: Top 10 Average Ratings </w:t>
       </w:r>
       <w:r>
         <w:rPr>
@@ -2187,13 +1930,7 @@
         <w:jc w:val="both"/>
       </w:pPr>
       <w:r>
-        <w:t>Distribution of Movie Ratings</w:t>
-      </w:r>
-      <w:r>
-        <w:t xml:space="preserve">: </w:t>
-      </w:r>
-      <w:r>
-        <w:t xml:space="preserve">How users generally rate movies whether they rate high, low, or </w:t>
+        <w:t xml:space="preserve">Distribution of Movie Ratings: How users generally rate movies whether they rate high, low, or </w:t>
       </w:r>
       <w:r>
         <w:t>medium.</w:t>
@@ -2368,13 +2105,7 @@
         <w:t xml:space="preserve"> content-based filtering</w:t>
       </w:r>
       <w:r>
-        <w:t xml:space="preserve"> to </w:t>
-      </w:r>
-      <w:r>
-        <w:t>recommended</w:t>
-      </w:r>
-      <w:r>
-        <w:t xml:space="preserve"> </w:t>
+        <w:t xml:space="preserve"> to recommended </w:t>
       </w:r>
       <w:r>
         <w:t>movies with similar content (genre, storyline</w:t>
@@ -3518,6 +3249,7 @@
   <w:style w:type="character" w:default="1" w:styleId="DefaultParagraphFont">
     <w:name w:val="Default Paragraph Font"/>
     <w:uiPriority w:val="1"/>
+    <w:semiHidden/>
     <w:unhideWhenUsed/>
   </w:style>
   <w:style w:type="table" w:default="1" w:styleId="TableNormal">
